--- a/deal-mgmt/templates/legal/ssa_template.docx
+++ b/deal-mgmt/templates/legal/ssa_template.docx
@@ -9,7 +9,7 @@
       </w:pPr>
       <w:r>
         <w:rPr>
-          <w:rFonts w:ascii="Times New Roman" w:hAnsi="Times New Roman" w:eastAsia="바탕체"/>
+          <w:rFonts w:ascii="Times New Roman" w:hAnsi="Times New Roman" w:eastAsia="바탕"/>
           <w:b/>
           <w:sz w:val="32"/>
         </w:rPr>
@@ -23,9 +23,9 @@
       </w:pPr>
       <w:r>
         <w:rPr>
-          <w:rFonts w:ascii="Times New Roman" w:hAnsi="Times New Roman" w:eastAsia="바탕체"/>
+          <w:rFonts w:ascii="Times New Roman" w:hAnsi="Times New Roman" w:eastAsia="바탕"/>
           <w:b w:val="0"/>
-          <w:sz w:val="20"/>
+          <w:sz w:val="28"/>
         </w:rPr>
         <w:t>(Share Subscription Agreement)</w:t>
       </w:r>
@@ -41,8 +41,8 @@
       </w:pPr>
       <w:r>
         <w:rPr>
-          <w:rFonts w:ascii="Times New Roman" w:hAnsi="Times New Roman" w:eastAsia="바탕체"/>
-          <w:sz w:val="24"/>
+          <w:rFonts w:ascii="Times New Roman" w:hAnsi="Times New Roman" w:eastAsia="바탕"/>
+          <w:sz w:val="23"/>
         </w:rPr>
         <w:t>본 신주인수계약(이하 "본 계약")은 {{ signing_date }}(이하 "본 계약 체결일") 아래 당사자들 사이에서 체결되었다.</w:t>
       </w:r>
@@ -54,8 +54,8 @@
       </w:pPr>
       <w:r>
         <w:rPr>
-          <w:rFonts w:ascii="Times New Roman" w:hAnsi="Times New Roman" w:eastAsia="바탕체"/>
-          <w:sz w:val="24"/>
+          <w:rFonts w:ascii="Times New Roman" w:hAnsi="Times New Roman" w:eastAsia="바탕"/>
+          <w:sz w:val="23"/>
         </w:rPr>
         <w:t>{{ company_name }}(이하 "발행회사")</w:t>
       </w:r>
@@ -67,8 +67,8 @@
       </w:pPr>
       <w:r>
         <w:rPr>
-          <w:rFonts w:ascii="Times New Roman" w:hAnsi="Times New Roman" w:eastAsia="바탕체"/>
-          <w:sz w:val="24"/>
+          <w:rFonts w:ascii="Times New Roman" w:hAnsi="Times New Roman" w:eastAsia="바탕"/>
+          <w:sz w:val="23"/>
         </w:rPr>
         <w:t>{{ investor_name }}(이하 "인수인")</w:t>
       </w:r>
@@ -80,8 +80,8 @@
       </w:pPr>
       <w:r>
         <w:rPr>
-          <w:rFonts w:ascii="Times New Roman" w:hAnsi="Times New Roman" w:eastAsia="바탕체"/>
-          <w:sz w:val="24"/>
+          <w:rFonts w:ascii="Times New Roman" w:hAnsi="Times New Roman" w:eastAsia="바탕"/>
+          <w:sz w:val="23"/>
         </w:rPr>
         <w:t>(발행회사와 인수인을 총칭하여 "당사자들", 개별적으로 "당사자")</w:t>
       </w:r>
@@ -93,9 +93,9 @@
       </w:pPr>
       <w:r>
         <w:rPr>
-          <w:rFonts w:ascii="Times New Roman" w:hAnsi="Times New Roman" w:eastAsia="바탕체"/>
+          <w:rFonts w:ascii="Times New Roman" w:hAnsi="Times New Roman" w:eastAsia="바탕"/>
           <w:b/>
-          <w:sz w:val="24"/>
+          <w:sz w:val="23"/>
         </w:rPr>
         <w:t>전     문</w:t>
       </w:r>
@@ -106,8 +106,8 @@
       </w:pPr>
       <w:r>
         <w:rPr>
-          <w:rFonts w:ascii="Times New Roman" w:hAnsi="Times New Roman" w:eastAsia="바탕체"/>
-          <w:sz w:val="24"/>
+          <w:rFonts w:ascii="Times New Roman" w:hAnsi="Times New Roman" w:eastAsia="바탕"/>
+          <w:sz w:val="23"/>
         </w:rPr>
         <w:t>발행회사는 본 계약 체결일 현재 {{ share_class }} 주식을 발행하고 있으며, 발행회사와 인수인은 발행회사가 인수인에게 대상신주({{ new_shares_count }}주)를 제3자 배정 유상증자 방식으로 발행하여 배정하는 거래를 진행하기로 합의하였다.</w:t>
       </w:r>
@@ -118,8 +118,8 @@
       </w:pPr>
       <w:r>
         <w:rPr>
-          <w:rFonts w:ascii="Times New Roman" w:hAnsi="Times New Roman" w:eastAsia="바탕체"/>
-          <w:sz w:val="24"/>
+          <w:rFonts w:ascii="Times New Roman" w:hAnsi="Times New Roman" w:eastAsia="바탕"/>
+          <w:sz w:val="23"/>
         </w:rPr>
         <w:t>이에 당사자들은 아래와 같이 합의한다.</w:t>
       </w:r>
@@ -131,9 +131,9 @@
       </w:pPr>
       <w:r>
         <w:rPr>
-          <w:rFonts w:ascii="Times New Roman" w:hAnsi="Times New Roman" w:eastAsia="바탕체"/>
+          <w:rFonts w:ascii="Times New Roman" w:hAnsi="Times New Roman" w:eastAsia="바탕"/>
           <w:b/>
-          <w:sz w:val="24"/>
+          <w:sz w:val="23"/>
         </w:rPr>
         <w:t>아     래</w:t>
       </w:r>
@@ -141,77 +141,77 @@
     <w:p>
       <w:pPr>
         <w:pStyle w:val="Heading1"/>
-        <w:spacing w:before="240" w:after="120"/>
+        <w:spacing w:before="360" w:after="240"/>
       </w:pPr>
       <w:r>
         <w:rPr>
-          <w:rFonts w:ascii="Times New Roman" w:hAnsi="Times New Roman" w:eastAsia="바탕체"/>
+          <w:rFonts w:ascii="Times New Roman" w:hAnsi="Times New Roman" w:eastAsia="바탕"/>
           <w:b/>
-          <w:sz w:val="24"/>
+          <w:sz w:val="23"/>
         </w:rPr>
         <w:t>제1조 (정의)</w:t>
       </w:r>
     </w:p>
     <w:p>
       <w:pPr>
-        <w:spacing w:after="80"/>
+        <w:spacing w:after="0"/>
       </w:pPr>
       <w:r>
         <w:rPr>
-          <w:rFonts w:ascii="Times New Roman" w:hAnsi="Times New Roman" w:eastAsia="바탕체"/>
-          <w:sz w:val="24"/>
+          <w:rFonts w:ascii="Times New Roman" w:hAnsi="Times New Roman" w:eastAsia="바탕"/>
+          <w:sz w:val="23"/>
         </w:rPr>
         <w:t>본 계약에서 사용되는 주요 용어는 다음과 같이 정의한다.</w:t>
       </w:r>
     </w:p>
     <w:p>
       <w:pPr>
-        <w:spacing w:after="80"/>
+        <w:spacing w:after="0"/>
         <w:ind w:left="737"/>
       </w:pPr>
       <w:r>
         <w:rPr>
-          <w:rFonts w:ascii="Times New Roman" w:hAnsi="Times New Roman" w:eastAsia="바탕체"/>
-          <w:sz w:val="24"/>
+          <w:rFonts w:ascii="Times New Roman" w:hAnsi="Times New Roman" w:eastAsia="바탕"/>
+          <w:sz w:val="23"/>
         </w:rPr>
         <w:t>"대상신주"라 함은 발행회사가 제3자 배정 유상증자 방식으로 인수인에게 발행하는 {{ share_class }} {{ new_shares_count }}주를 말한다.</w:t>
       </w:r>
     </w:p>
     <w:p>
       <w:pPr>
-        <w:spacing w:after="80"/>
+        <w:spacing w:after="0"/>
         <w:ind w:left="737"/>
       </w:pPr>
       <w:r>
         <w:rPr>
-          <w:rFonts w:ascii="Times New Roman" w:hAnsi="Times New Roman" w:eastAsia="바탕체"/>
-          <w:sz w:val="24"/>
+          <w:rFonts w:ascii="Times New Roman" w:hAnsi="Times New Roman" w:eastAsia="바탕"/>
+          <w:sz w:val="23"/>
         </w:rPr>
         <w:t>"신주인수대금"이라 함은 대상신주의 1주당 발행금액 금 {{ subscription_price_per }}원에 대상신주의 수를 곱한 총 금 {{ total_investment }}원을 말한다.</w:t>
       </w:r>
     </w:p>
     <w:p>
       <w:pPr>
-        <w:spacing w:after="80"/>
+        <w:spacing w:after="0"/>
         <w:ind w:left="737"/>
       </w:pPr>
       <w:r>
         <w:rPr>
-          <w:rFonts w:ascii="Times New Roman" w:hAnsi="Times New Roman" w:eastAsia="바탕체"/>
-          <w:sz w:val="24"/>
+          <w:rFonts w:ascii="Times New Roman" w:hAnsi="Times New Roman" w:eastAsia="바탕"/>
+          <w:sz w:val="23"/>
         </w:rPr>
         <w:t>"발행일"이라 함은 거래종결일 다음 날을 말한다.</w:t>
       </w:r>
     </w:p>
     <w:p>
       <w:pPr>
-        <w:spacing w:after="80"/>
+        <w:spacing w:after="0"/>
         <w:ind w:left="737"/>
       </w:pPr>
       <w:r>
         <w:rPr>
-          <w:rFonts w:ascii="Times New Roman" w:hAnsi="Times New Roman" w:eastAsia="바탕체"/>
-          <w:sz w:val="24"/>
+          <w:rFonts w:ascii="Times New Roman" w:hAnsi="Times New Roman" w:eastAsia="바탕"/>
+          <w:sz w:val="23"/>
         </w:rPr>
         <w:t>"거래종결일"이라 함은 {{ investment_date }}을 말한다.</w:t>
       </w:r>
@@ -219,13 +219,13 @@
     <w:p>
       <w:pPr>
         <w:pStyle w:val="Heading1"/>
-        <w:spacing w:before="240" w:after="120"/>
+        <w:spacing w:before="360" w:after="240"/>
       </w:pPr>
       <w:r>
         <w:rPr>
-          <w:rFonts w:ascii="Times New Roman" w:hAnsi="Times New Roman" w:eastAsia="바탕체"/>
+          <w:rFonts w:ascii="Times New Roman" w:hAnsi="Times New Roman" w:eastAsia="바탕"/>
           <w:b/>
-          <w:sz w:val="24"/>
+          <w:sz w:val="23"/>
         </w:rPr>
         <w:t>제2조 (대상신주 인수)</w:t>
       </w:r>
@@ -237,21 +237,21 @@
       </w:pPr>
       <w:r>
         <w:rPr>
-          <w:rFonts w:ascii="Times New Roman" w:hAnsi="Times New Roman" w:eastAsia="바탕체"/>
+          <w:rFonts w:ascii="Times New Roman" w:hAnsi="Times New Roman" w:eastAsia="바탕"/>
           <w:b/>
-          <w:sz w:val="24"/>
+          <w:sz w:val="23"/>
         </w:rPr>
         <w:t>대상신주 인수.</w:t>
       </w:r>
     </w:p>
     <w:p>
       <w:pPr>
-        <w:spacing w:after="80"/>
+        <w:spacing w:after="0"/>
       </w:pPr>
       <w:r>
         <w:rPr>
-          <w:rFonts w:ascii="Times New Roman" w:hAnsi="Times New Roman" w:eastAsia="바탕체"/>
-          <w:sz w:val="24"/>
+          <w:rFonts w:ascii="Times New Roman" w:hAnsi="Times New Roman" w:eastAsia="바탕"/>
+          <w:sz w:val="23"/>
         </w:rPr>
         <w:t>본 계약에서 정하는 조건에 따라, 발행회사는 인수인에게 제3자 배정 유상증자 방식으로 대상신주({{ share_class }} {{ new_shares_count }}주)를 발행하여 배정하고, 인수인은 이를 인수한다.</w:t>
       </w:r>
@@ -263,21 +263,21 @@
       </w:pPr>
       <w:r>
         <w:rPr>
-          <w:rFonts w:ascii="Times New Roman" w:hAnsi="Times New Roman" w:eastAsia="바탕체"/>
+          <w:rFonts w:ascii="Times New Roman" w:hAnsi="Times New Roman" w:eastAsia="바탕"/>
           <w:b/>
-          <w:sz w:val="24"/>
+          <w:sz w:val="23"/>
         </w:rPr>
         <w:t>신주인수대금.</w:t>
       </w:r>
     </w:p>
     <w:p>
       <w:pPr>
-        <w:spacing w:after="80"/>
+        <w:spacing w:after="0"/>
       </w:pPr>
       <w:r>
         <w:rPr>
-          <w:rFonts w:ascii="Times New Roman" w:hAnsi="Times New Roman" w:eastAsia="바탕체"/>
-          <w:sz w:val="24"/>
+          <w:rFonts w:ascii="Times New Roman" w:hAnsi="Times New Roman" w:eastAsia="바탕"/>
+          <w:sz w:val="23"/>
         </w:rPr>
         <w:t>대상신주의 1주당 발행금액은 금 {{ subscription_price_per }}원(총 발행금액 금 {{ total_investment }}원)이다.</w:t>
       </w:r>
@@ -285,13 +285,13 @@
     <w:p>
       <w:pPr>
         <w:pStyle w:val="Heading1"/>
-        <w:spacing w:before="240" w:after="120"/>
+        <w:spacing w:before="360" w:after="240"/>
       </w:pPr>
       <w:r>
         <w:rPr>
-          <w:rFonts w:ascii="Times New Roman" w:hAnsi="Times New Roman" w:eastAsia="바탕체"/>
+          <w:rFonts w:ascii="Times New Roman" w:hAnsi="Times New Roman" w:eastAsia="바탕"/>
           <w:b/>
-          <w:sz w:val="24"/>
+          <w:sz w:val="23"/>
         </w:rPr>
         <w:t>제3조 (거래종결)</w:t>
       </w:r>
@@ -303,21 +303,21 @@
       </w:pPr>
       <w:r>
         <w:rPr>
-          <w:rFonts w:ascii="Times New Roman" w:hAnsi="Times New Roman" w:eastAsia="바탕체"/>
+          <w:rFonts w:ascii="Times New Roman" w:hAnsi="Times New Roman" w:eastAsia="바탕"/>
           <w:b/>
-          <w:sz w:val="24"/>
+          <w:sz w:val="23"/>
         </w:rPr>
         <w:t>거래종결.</w:t>
       </w:r>
     </w:p>
     <w:p>
       <w:pPr>
-        <w:spacing w:after="80"/>
+        <w:spacing w:after="0"/>
       </w:pPr>
       <w:r>
         <w:rPr>
-          <w:rFonts w:ascii="Times New Roman" w:hAnsi="Times New Roman" w:eastAsia="바탕체"/>
-          <w:sz w:val="24"/>
+          <w:rFonts w:ascii="Times New Roman" w:hAnsi="Times New Roman" w:eastAsia="바탕"/>
+          <w:sz w:val="23"/>
         </w:rPr>
         <w:t>신주인수대금의 납입을 위한 거래의 종결(이하 "거래종결")은 {{ investment_date }}(이하 "거래종결일")에 이루어진다.</w:t>
       </w:r>
@@ -329,85 +329,85 @@
       </w:pPr>
       <w:r>
         <w:rPr>
-          <w:rFonts w:ascii="Times New Roman" w:hAnsi="Times New Roman" w:eastAsia="바탕체"/>
+          <w:rFonts w:ascii="Times New Roman" w:hAnsi="Times New Roman" w:eastAsia="바탕"/>
           <w:b/>
-          <w:sz w:val="24"/>
+          <w:sz w:val="23"/>
         </w:rPr>
         <w:t>거래종결 방법.</w:t>
       </w:r>
     </w:p>
     <w:p>
       <w:pPr>
-        <w:spacing w:after="80"/>
+        <w:spacing w:after="0"/>
       </w:pPr>
       <w:r>
         <w:rPr>
-          <w:rFonts w:ascii="Times New Roman" w:hAnsi="Times New Roman" w:eastAsia="바탕체"/>
-          <w:sz w:val="24"/>
+          <w:rFonts w:ascii="Times New Roman" w:hAnsi="Times New Roman" w:eastAsia="바탕"/>
+          <w:sz w:val="23"/>
         </w:rPr>
         <w:t>거래종결일에 인수인은 다음 각 호를 이행한다.</w:t>
       </w:r>
     </w:p>
     <w:p>
       <w:pPr>
-        <w:spacing w:after="80"/>
+        <w:spacing w:after="0"/>
         <w:ind w:left="737"/>
       </w:pPr>
       <w:r>
         <w:rPr>
-          <w:rFonts w:ascii="Times New Roman" w:hAnsi="Times New Roman" w:eastAsia="바탕체"/>
-          <w:sz w:val="24"/>
+          <w:rFonts w:ascii="Times New Roman" w:hAnsi="Times New Roman" w:eastAsia="바탕"/>
+          <w:sz w:val="23"/>
         </w:rPr>
         <w:t>① 신주인수대금 전액을 발행회사 지정 계좌에 납입</w:t>
       </w:r>
     </w:p>
     <w:p>
       <w:pPr>
-        <w:spacing w:after="80"/>
+        <w:spacing w:after="0"/>
       </w:pPr>
       <w:r>
         <w:rPr>
-          <w:rFonts w:ascii="Times New Roman" w:hAnsi="Times New Roman" w:eastAsia="바탕체"/>
-          <w:sz w:val="24"/>
+          <w:rFonts w:ascii="Times New Roman" w:hAnsi="Times New Roman" w:eastAsia="바탕"/>
+          <w:sz w:val="23"/>
         </w:rPr>
         <w:t>거래종결일에 발행회사는 다음 각 호를 이행한다.</w:t>
       </w:r>
     </w:p>
     <w:p>
       <w:pPr>
-        <w:spacing w:after="80"/>
+        <w:spacing w:after="0"/>
         <w:ind w:left="737"/>
       </w:pPr>
       <w:r>
         <w:rPr>
-          <w:rFonts w:ascii="Times New Roman" w:hAnsi="Times New Roman" w:eastAsia="바탕체"/>
-          <w:sz w:val="24"/>
+          <w:rFonts w:ascii="Times New Roman" w:hAnsi="Times New Roman" w:eastAsia="바탕"/>
+          <w:sz w:val="23"/>
         </w:rPr>
         <w:t>① 신주인수대금 전액에 대한 영수증 교부</w:t>
       </w:r>
     </w:p>
     <w:p>
       <w:pPr>
-        <w:spacing w:after="80"/>
+        <w:spacing w:after="0"/>
         <w:ind w:left="737"/>
       </w:pPr>
       <w:r>
         <w:rPr>
-          <w:rFonts w:ascii="Times New Roman" w:hAnsi="Times New Roman" w:eastAsia="바탕체"/>
-          <w:sz w:val="24"/>
+          <w:rFonts w:ascii="Times New Roman" w:hAnsi="Times New Roman" w:eastAsia="바탕"/>
+          <w:sz w:val="23"/>
         </w:rPr>
         <w:t>② 주금납입증명서 교부</w:t>
       </w:r>
     </w:p>
     <w:p>
       <w:pPr>
-        <w:spacing w:after="80"/>
+        <w:spacing w:after="0"/>
         <w:ind w:left="737"/>
       </w:pPr>
       <w:r>
         <w:rPr>
-          <w:rFonts w:ascii="Times New Roman" w:hAnsi="Times New Roman" w:eastAsia="바탕체"/>
-          <w:sz w:val="24"/>
+          <w:rFonts w:ascii="Times New Roman" w:hAnsi="Times New Roman" w:eastAsia="바탕"/>
+          <w:sz w:val="23"/>
         </w:rPr>
         <w:t>③ 이사회 의사록 사본 교부</w:t>
       </w:r>
@@ -415,25 +415,25 @@
     <w:p>
       <w:pPr>
         <w:pStyle w:val="Heading1"/>
-        <w:spacing w:before="240" w:after="120"/>
+        <w:spacing w:before="360" w:after="240"/>
       </w:pPr>
       <w:r>
         <w:rPr>
-          <w:rFonts w:ascii="Times New Roman" w:hAnsi="Times New Roman" w:eastAsia="바탕체"/>
+          <w:rFonts w:ascii="Times New Roman" w:hAnsi="Times New Roman" w:eastAsia="바탕"/>
           <w:b/>
-          <w:sz w:val="24"/>
+          <w:sz w:val="23"/>
         </w:rPr>
         <w:t>제4조 (기업가치 및 지분율)</w:t>
       </w:r>
     </w:p>
     <w:p>
       <w:pPr>
-        <w:spacing w:after="80"/>
+        <w:spacing w:after="0"/>
       </w:pPr>
       <w:r>
         <w:rPr>
-          <w:rFonts w:ascii="Times New Roman" w:hAnsi="Times New Roman" w:eastAsia="바탕체"/>
-          <w:sz w:val="24"/>
+          <w:rFonts w:ascii="Times New Roman" w:hAnsi="Times New Roman" w:eastAsia="바탕"/>
+          <w:sz w:val="23"/>
         </w:rPr>
         <w:t>본 거래 기준 발행회사의 Pre-money 기업가치는 금 {{ pre_money_valuation }}원이며, Post-money 기업가치는 금 {{ post_money_valuation }}원이다.</w:t>
       </w:r>
@@ -441,25 +441,25 @@
     <w:p>
       <w:pPr>
         <w:pStyle w:val="Heading1"/>
-        <w:spacing w:before="240" w:after="120"/>
+        <w:spacing w:before="360" w:after="240"/>
       </w:pPr>
       <w:r>
         <w:rPr>
-          <w:rFonts w:ascii="Times New Roman" w:hAnsi="Times New Roman" w:eastAsia="바탕체"/>
+          <w:rFonts w:ascii="Times New Roman" w:hAnsi="Times New Roman" w:eastAsia="바탕"/>
           <w:b/>
-          <w:sz w:val="24"/>
+          <w:sz w:val="23"/>
         </w:rPr>
         <w:t>제5조 (희석방지 조항)</w:t>
       </w:r>
     </w:p>
     <w:p>
       <w:pPr>
-        <w:spacing w:after="80"/>
+        <w:spacing w:after="0"/>
       </w:pPr>
       <w:r>
         <w:rPr>
-          <w:rFonts w:ascii="Times New Roman" w:hAnsi="Times New Roman" w:eastAsia="바탕체"/>
-          <w:sz w:val="24"/>
+          <w:rFonts w:ascii="Times New Roman" w:hAnsi="Times New Roman" w:eastAsia="바탕"/>
+          <w:sz w:val="23"/>
         </w:rPr>
         <w:t>발행회사가 본 거래 이후 더 낮은 발행가격으로 신주를 발행하는 경우, {{ anti_dilution }} 방식으로 인수인의 실질적인 인수가액을 조정한다.</w:t>
       </w:r>
@@ -467,25 +467,25 @@
     <w:p>
       <w:pPr>
         <w:pStyle w:val="Heading1"/>
-        <w:spacing w:before="240" w:after="120"/>
+        <w:spacing w:before="360" w:after="240"/>
       </w:pPr>
       <w:r>
         <w:rPr>
-          <w:rFonts w:ascii="Times New Roman" w:hAnsi="Times New Roman" w:eastAsia="바탕체"/>
+          <w:rFonts w:ascii="Times New Roman" w:hAnsi="Times New Roman" w:eastAsia="바탕"/>
           <w:b/>
-          <w:sz w:val="24"/>
+          <w:sz w:val="23"/>
         </w:rPr>
         <w:t>제6조 (청산우선권)</w:t>
       </w:r>
     </w:p>
     <w:p>
       <w:pPr>
-        <w:spacing w:after="80"/>
+        <w:spacing w:after="0"/>
       </w:pPr>
       <w:r>
         <w:rPr>
-          <w:rFonts w:ascii="Times New Roman" w:hAnsi="Times New Roman" w:eastAsia="바탕체"/>
-          <w:sz w:val="24"/>
+          <w:rFonts w:ascii="Times New Roman" w:hAnsi="Times New Roman" w:eastAsia="바탕"/>
+          <w:sz w:val="23"/>
         </w:rPr>
         <w:t>발행회사가 해산·청산하는 경우, 인수인은 다른 주주에 우선하여 신주인수대금의 {{ liquidation_preference_x }}배에 해당하는 금액을 분배받을 권리를 가진다.</w:t>
       </w:r>
@@ -493,25 +493,25 @@
     <w:p>
       <w:pPr>
         <w:pStyle w:val="Heading1"/>
-        <w:spacing w:before="240" w:after="120"/>
+        <w:spacing w:before="360" w:after="240"/>
       </w:pPr>
       <w:r>
         <w:rPr>
-          <w:rFonts w:ascii="Times New Roman" w:hAnsi="Times New Roman" w:eastAsia="바탕체"/>
+          <w:rFonts w:ascii="Times New Roman" w:hAnsi="Times New Roman" w:eastAsia="바탕"/>
           <w:b/>
-          <w:sz w:val="24"/>
+          <w:sz w:val="23"/>
         </w:rPr>
         <w:t>제7조 (이사 지명권)</w:t>
       </w:r>
     </w:p>
     <w:p>
       <w:pPr>
-        <w:spacing w:after="80"/>
+        <w:spacing w:after="0"/>
       </w:pPr>
       <w:r>
         <w:rPr>
-          <w:rFonts w:ascii="Times New Roman" w:hAnsi="Times New Roman" w:eastAsia="바탕체"/>
-          <w:sz w:val="24"/>
+          <w:rFonts w:ascii="Times New Roman" w:hAnsi="Times New Roman" w:eastAsia="바탕"/>
+          <w:sz w:val="23"/>
         </w:rPr>
         <w:t>인수인은 대상회사의 이사회에 {{ board_seats }}인의 이사를 지명할 권리를 가진다.</w:t>
       </w:r>
@@ -519,38 +519,38 @@
     <w:p>
       <w:pPr>
         <w:pStyle w:val="Heading1"/>
-        <w:spacing w:before="240" w:after="120"/>
+        <w:spacing w:before="360" w:after="240"/>
       </w:pPr>
       <w:r>
         <w:rPr>
-          <w:rFonts w:ascii="Times New Roman" w:hAnsi="Times New Roman" w:eastAsia="바탕체"/>
+          <w:rFonts w:ascii="Times New Roman" w:hAnsi="Times New Roman" w:eastAsia="바탕"/>
           <w:b/>
-          <w:sz w:val="24"/>
+          <w:sz w:val="23"/>
         </w:rPr>
         <w:t>제8조 (자금 사용 목적)</w:t>
       </w:r>
     </w:p>
     <w:p>
       <w:pPr>
-        <w:spacing w:after="80"/>
+        <w:spacing w:after="0"/>
       </w:pPr>
       <w:r>
         <w:rPr>
-          <w:rFonts w:ascii="Times New Roman" w:hAnsi="Times New Roman" w:eastAsia="바탕체"/>
-          <w:sz w:val="24"/>
+          <w:rFonts w:ascii="Times New Roman" w:hAnsi="Times New Roman" w:eastAsia="바탕"/>
+          <w:sz w:val="23"/>
         </w:rPr>
         <w:t>발행회사는 신주인수대금을 아래 목적에만 사용하며, 그 외의 목적으로 사용하고자 하는 경우 인수인의 사전 서면 동의를 받아야 한다.</w:t>
       </w:r>
     </w:p>
     <w:p>
       <w:pPr>
-        <w:spacing w:after="80"/>
+        <w:spacing w:after="0"/>
         <w:ind w:left="737"/>
       </w:pPr>
       <w:r>
         <w:rPr>
-          <w:rFonts w:ascii="Times New Roman" w:hAnsi="Times New Roman" w:eastAsia="바탕체"/>
-          <w:sz w:val="24"/>
+          <w:rFonts w:ascii="Times New Roman" w:hAnsi="Times New Roman" w:eastAsia="바탕"/>
+          <w:sz w:val="23"/>
         </w:rPr>
         <w:t>{{ use_of_proceeds }}</w:t>
       </w:r>
@@ -558,25 +558,25 @@
     <w:p>
       <w:pPr>
         <w:pStyle w:val="Heading1"/>
-        <w:spacing w:before="240" w:after="120"/>
+        <w:spacing w:before="360" w:after="240"/>
       </w:pPr>
       <w:r>
         <w:rPr>
-          <w:rFonts w:ascii="Times New Roman" w:hAnsi="Times New Roman" w:eastAsia="바탕체"/>
+          <w:rFonts w:ascii="Times New Roman" w:hAnsi="Times New Roman" w:eastAsia="바탕"/>
           <w:b/>
-          <w:sz w:val="24"/>
+          <w:sz w:val="23"/>
         </w:rPr>
         <w:t>제9조 (준거법 및 관할)</w:t>
       </w:r>
     </w:p>
     <w:p>
       <w:pPr>
-        <w:spacing w:after="80"/>
+        <w:spacing w:after="0"/>
       </w:pPr>
       <w:r>
         <w:rPr>
-          <w:rFonts w:ascii="Times New Roman" w:hAnsi="Times New Roman" w:eastAsia="바탕체"/>
-          <w:sz w:val="24"/>
+          <w:rFonts w:ascii="Times New Roman" w:hAnsi="Times New Roman" w:eastAsia="바탕"/>
+          <w:sz w:val="23"/>
         </w:rPr>
         <w:t>본 계약은 {{ governing_law }} 법에 따라 해석되며, 분쟁은 서울중앙지방법원을 제1심 전속 관할법원으로 한다.</w:t>
       </w:r>
@@ -588,8 +588,8 @@
       </w:pPr>
       <w:r>
         <w:rPr>
-          <w:rFonts w:ascii="Times New Roman" w:hAnsi="Times New Roman" w:eastAsia="바탕체"/>
-          <w:sz w:val="24"/>
+          <w:rFonts w:ascii="Times New Roman" w:hAnsi="Times New Roman" w:eastAsia="바탕"/>
+          <w:sz w:val="23"/>
         </w:rPr>
         <w:t>{{ signing_date }}</w:t>
       </w:r>
@@ -601,8 +601,8 @@
       </w:pPr>
       <w:r>
         <w:rPr>
-          <w:rFonts w:ascii="Times New Roman" w:hAnsi="Times New Roman" w:eastAsia="바탕체"/>
-          <w:sz w:val="22"/>
+          <w:rFonts w:ascii="Times New Roman" w:hAnsi="Times New Roman" w:eastAsia="바탕"/>
+          <w:sz w:val="23"/>
         </w:rPr>
         <w:t>본 계약의 성립을 증명하기 위하여 아래에 서명 또는 기명날인한다.</w:t>
       </w:r>
@@ -615,19 +615,18 @@
         <w:tblLook w:firstColumn="1" w:firstRow="1" w:lastColumn="0" w:lastRow="0" w:noHBand="0" w:noVBand="1" w:val="04A0"/>
       </w:tblPr>
       <w:tblGrid>
-        <w:gridCol w:w="4513"/>
-        <w:gridCol w:w="4513"/>
+        <w:gridCol w:w="4536"/>
+        <w:gridCol w:w="4536"/>
       </w:tblGrid>
       <w:tr>
         <w:tc>
           <w:tcPr>
-            <w:tcW w:type="dxa" w:w="4513"/>
-            <w:tcH w:val="1701" w:type="atLeast"/>
+            <w:tcW w:w="0" w:type="auto"/>
           </w:tcPr>
           <w:p>
             <w:r>
               <w:rPr>
-                <w:rFonts w:ascii="Times New Roman" w:hAnsi="Times New Roman" w:eastAsia="바탕체"/>
+                <w:rFonts w:ascii="Times New Roman" w:hAnsi="Times New Roman" w:eastAsia="바탕"/>
                 <w:b/>
                 <w:sz w:val="22"/>
               </w:rPr>
@@ -637,13 +636,12 @@
         </w:tc>
         <w:tc>
           <w:tcPr>
-            <w:tcW w:type="dxa" w:w="4513"/>
-            <w:tcH w:val="1701" w:type="atLeast"/>
+            <w:tcW w:w="0" w:type="auto"/>
           </w:tcPr>
           <w:p>
             <w:r>
               <w:rPr>
-                <w:rFonts w:ascii="Times New Roman" w:hAnsi="Times New Roman" w:eastAsia="바탕체"/>
+                <w:rFonts w:ascii="Times New Roman" w:hAnsi="Times New Roman" w:eastAsia="바탕"/>
                 <w:sz w:val="22"/>
               </w:rPr>
               <w:t>{{ company_name }}</w:t>
@@ -651,10 +649,10 @@
             </w:r>
             <w:r>
               <w:rPr>
-                <w:rFonts w:ascii="Times New Roman" w:hAnsi="Times New Roman" w:eastAsia="바탕체"/>
+                <w:rFonts w:ascii="Times New Roman" w:hAnsi="Times New Roman" w:eastAsia="바탕"/>
                 <w:sz w:val="22"/>
               </w:rPr>
-              <w:t>대표이사: {{ company_representative }}</w:t>
+              <w:t>대표이사 {{ company_representative }}</w:t>
             </w:r>
           </w:p>
         </w:tc>
@@ -662,13 +660,12 @@
       <w:tr>
         <w:tc>
           <w:tcPr>
-            <w:tcW w:type="dxa" w:w="4513"/>
-            <w:tcH w:val="1701" w:type="atLeast"/>
+            <w:tcW w:w="0" w:type="auto"/>
           </w:tcPr>
           <w:p>
             <w:r>
               <w:rPr>
-                <w:rFonts w:ascii="Times New Roman" w:hAnsi="Times New Roman" w:eastAsia="바탕체"/>
+                <w:rFonts w:ascii="Times New Roman" w:hAnsi="Times New Roman" w:eastAsia="바탕"/>
                 <w:b/>
                 <w:sz w:val="22"/>
               </w:rPr>
@@ -678,13 +675,12 @@
         </w:tc>
         <w:tc>
           <w:tcPr>
-            <w:tcW w:type="dxa" w:w="4513"/>
-            <w:tcH w:val="1701" w:type="atLeast"/>
+            <w:tcW w:w="0" w:type="auto"/>
           </w:tcPr>
           <w:p>
             <w:r>
               <w:rPr>
-                <w:rFonts w:ascii="Times New Roman" w:hAnsi="Times New Roman" w:eastAsia="바탕체"/>
+                <w:rFonts w:ascii="Times New Roman" w:hAnsi="Times New Roman" w:eastAsia="바탕"/>
                 <w:sz w:val="22"/>
               </w:rPr>
               <w:t>{{ investor_name }}</w:t>
@@ -692,23 +688,59 @@
             </w:r>
             <w:r>
               <w:rPr>
-                <w:rFonts w:ascii="Times New Roman" w:hAnsi="Times New Roman" w:eastAsia="바탕체"/>
+                <w:rFonts w:ascii="Times New Roman" w:hAnsi="Times New Roman" w:eastAsia="바탕"/>
                 <w:sz w:val="22"/>
               </w:rPr>
-              <w:t>대표이사: {{ investor_representative }}</w:t>
+              <w:t>대표이사 {{ investor_representative }}</w:t>
             </w:r>
           </w:p>
         </w:tc>
       </w:tr>
     </w:tbl>
     <w:sectPr>
+      <w:footerReference w:type="default" r:id="rId9"/>
       <w:pgSz w:w="11906" w:h="16838"/>
-      <w:pgMar w:top="1701" w:right="1440" w:bottom="1440" w:left="1440" w:header="720" w:footer="720" w:gutter="0"/>
+      <w:pgMar w:top="1701" w:right="1417" w:bottom="1701" w:left="1417" w:header="709" w:footer="709" w:gutter="0"/>
       <w:cols w:space="720"/>
       <w:docGrid w:linePitch="360"/>
     </w:sectPr>
   </w:body>
 </w:document>
+</file>
+
+<file path=word/footer1.xml><?xml version="1.0" encoding="utf-8"?>
+<w:ftr xmlns:m="http://schemas.openxmlformats.org/officeDocument/2006/math" xmlns:mc="http://schemas.openxmlformats.org/markup-compatibility/2006" xmlns:mo="http://schemas.microsoft.com/office/mac/office/2008/main" xmlns:mv="urn:schemas-microsoft-com:mac:vml" xmlns:o="urn:schemas-microsoft-com:office:office" xmlns:r="http://schemas.openxmlformats.org/officeDocument/2006/relationships" xmlns:v="urn:schemas-microsoft-com:vml" xmlns:w10="urn:schemas-microsoft-com:office:word" xmlns:w14="http://schemas.microsoft.com/office/word/2010/wordml" xmlns:w="http://schemas.openxmlformats.org/wordprocessingml/2006/main" xmlns:wne="http://schemas.microsoft.com/office/word/2006/wordml" xmlns:wp14="http://schemas.microsoft.com/office/word/2010/wordprocessingDrawing" xmlns:wp="http://schemas.openxmlformats.org/drawingml/2006/wordprocessingDrawing" xmlns:wpc="http://schemas.microsoft.com/office/word/2010/wordprocessingCanvas" xmlns:wpg="http://schemas.microsoft.com/office/word/2010/wordprocessingGroup" xmlns:wpi="http://schemas.microsoft.com/office/word/2010/wordprocessingInk" xmlns:wps="http://schemas.microsoft.com/office/word/2010/wordprocessingShape" mc:Ignorable="w14 wp14">
+  <w:p>
+    <w:pPr>
+      <w:pStyle w:val="Footer"/>
+      <w:jc w:val="center"/>
+    </w:pPr>
+    <w:r>
+      <w:rPr>
+        <w:rFonts w:ascii="Times New Roman" w:hAnsi="Times New Roman"/>
+        <w:sz w:val="18"/>
+      </w:rPr>
+      <w:t xml:space="preserve">- </w:t>
+    </w:r>
+    <w:r>
+      <w:rPr>
+        <w:rFonts w:ascii="Times New Roman" w:hAnsi="Times New Roman"/>
+        <w:sz w:val="18"/>
+      </w:rPr>
+      <w:fldChar w:fldCharType="begin"/>
+      <w:instrText xml:space="preserve"> PAGE </w:instrText>
+      <w:fldChar w:fldCharType="separate"/>
+      <w:fldChar w:fldCharType="end"/>
+    </w:r>
+    <w:r>
+      <w:rPr>
+        <w:rFonts w:ascii="Times New Roman" w:hAnsi="Times New Roman"/>
+        <w:sz w:val="18"/>
+      </w:rPr>
+      <w:t xml:space="preserve"> -</w:t>
+    </w:r>
+  </w:p>
+</w:ftr>
 </file>
 
 <file path=word/numbering.xml><?xml version="1.0" encoding="utf-8"?>
@@ -1074,6 +1106,14 @@
     <w:name w:val="Normal"/>
     <w:qFormat/>
     <w:rsid w:val="00FC693F"/>
+    <w:pPr>
+      <w:spacing w:line="312" w:lineRule="auto" w:before="0" w:after="0"/>
+      <w:jc w:val="both"/>
+    </w:pPr>
+    <w:rPr>
+      <w:rFonts w:ascii="Times New Roman" w:hAnsi="Times New Roman" w:eastAsia="바탕"/>
+      <w:sz w:val="23"/>
+    </w:rPr>
   </w:style>
   <w:style w:type="paragraph" w:styleId="Header">
     <w:name w:val="header"/>
@@ -12756,6 +12796,88 @@
         <w:shd w:val="clear" w:color="auto" w:fill="FBCAA2" w:themeFill="accent6" w:themeFillTint="7F"/>
       </w:tcPr>
     </w:tblStylePr>
+  </w:style>
+  <w:style w:type="paragraph" w:customStyle="1" w:styleId="Contract_L1">
+    <w:name w:val="Contract_L1"/>
+    <w:basedOn w:val="Normal"/>
+    <w:pPr>
+      <w:spacing w:line="312" w:lineRule="auto" w:before="360" w:after="240"/>
+      <w:jc w:val="both"/>
+    </w:pPr>
+    <w:rPr>
+      <w:rFonts w:ascii="Times New Roman" w:hAnsi="Times New Roman" w:eastAsia="바탕"/>
+      <w:b/>
+      <w:sz w:val="23"/>
+    </w:rPr>
+  </w:style>
+  <w:style w:type="paragraph" w:customStyle="1" w:styleId="Contract_L2">
+    <w:name w:val="Contract_L2"/>
+    <w:basedOn w:val="Normal"/>
+    <w:pPr>
+      <w:spacing w:line="312" w:lineRule="auto" w:before="0" w:after="0"/>
+      <w:ind w:left="737" w:hanging="737"/>
+      <w:jc w:val="both"/>
+    </w:pPr>
+    <w:rPr>
+      <w:rFonts w:ascii="Times New Roman" w:hAnsi="Times New Roman" w:eastAsia="바탕"/>
+      <w:b w:val="0"/>
+      <w:sz w:val="23"/>
+    </w:rPr>
+  </w:style>
+  <w:style w:type="paragraph" w:customStyle="1" w:styleId="Contract_L3">
+    <w:name w:val="Contract_L3"/>
+    <w:basedOn w:val="Normal"/>
+    <w:pPr>
+      <w:spacing w:line="312" w:lineRule="auto" w:before="0" w:after="0"/>
+      <w:ind w:left="1191" w:hanging="397"/>
+      <w:jc w:val="both"/>
+    </w:pPr>
+    <w:rPr>
+      <w:rFonts w:ascii="Times New Roman" w:hAnsi="Times New Roman" w:eastAsia="바탕"/>
+      <w:b w:val="0"/>
+      <w:sz w:val="23"/>
+    </w:rPr>
+  </w:style>
+  <w:style w:type="paragraph" w:customStyle="1" w:styleId="Contract_L4">
+    <w:name w:val="Contract_L4"/>
+    <w:basedOn w:val="Normal"/>
+    <w:pPr>
+      <w:spacing w:line="312" w:lineRule="auto" w:before="0" w:after="0"/>
+      <w:ind w:left="1587" w:hanging="397"/>
+      <w:jc w:val="both"/>
+    </w:pPr>
+    <w:rPr>
+      <w:rFonts w:ascii="Times New Roman" w:hAnsi="Times New Roman" w:eastAsia="바탕"/>
+      <w:b w:val="0"/>
+      <w:sz w:val="23"/>
+    </w:rPr>
+  </w:style>
+  <w:style w:type="paragraph" w:customStyle="1" w:styleId="Contract_Body">
+    <w:name w:val="Contract_Body"/>
+    <w:basedOn w:val="Normal"/>
+    <w:pPr>
+      <w:spacing w:line="312" w:lineRule="auto" w:before="0" w:after="0"/>
+      <w:jc w:val="both"/>
+    </w:pPr>
+    <w:rPr>
+      <w:rFonts w:ascii="Times New Roman" w:hAnsi="Times New Roman" w:eastAsia="바탕"/>
+      <w:b w:val="0"/>
+      <w:sz w:val="23"/>
+    </w:rPr>
+  </w:style>
+  <w:style w:type="paragraph" w:customStyle="1" w:styleId="Contract_Definition">
+    <w:name w:val="Contract_Definition"/>
+    <w:basedOn w:val="Normal"/>
+    <w:pPr>
+      <w:spacing w:line="312" w:lineRule="auto" w:before="0" w:after="0"/>
+      <w:ind w:left="737"/>
+      <w:jc w:val="both"/>
+    </w:pPr>
+    <w:rPr>
+      <w:rFonts w:ascii="Times New Roman" w:hAnsi="Times New Roman" w:eastAsia="바탕"/>
+      <w:b w:val="0"/>
+      <w:sz w:val="23"/>
+    </w:rPr>
   </w:style>
 </w:styles>
 </file>
